--- a/thesis/Attah_GBUBEMI_PROJECT_corrected.docx
+++ b/thesis/Attah_GBUBEMI_PROJECT_corrected.docx
@@ -3617,6 +3617,53 @@
     </w:p>
     <w:p>
       <w:pPr>
+        <w:pStyle w:val="BodyText"/>
+        <w:rPr/>
+      </w:pPr>
+      <w:r>
+        <w:rPr/>
+        <w:drawing>
+          <wp:inline distT="0" distB="0" distL="0" distR="0">
+            <wp:extent cx="3143250" cy="2095500"/>
+            <wp:effectExtent l="0" t="0" r="0" b="0"/>
+            <wp:docPr id="3" name="Picture"/>
+            <wp:cNvGraphicFramePr>
+              <a:graphicFrameLocks xmlns:a="http://schemas.openxmlformats.org/drawingml/2006/main" noChangeAspect="1"/>
+            </wp:cNvGraphicFramePr>
+            <a:graphic xmlns:a="http://schemas.openxmlformats.org/drawingml/2006/main">
+              <a:graphicData uri="http://schemas.openxmlformats.org/drawingml/2006/picture">
+                <pic:pic xmlns:pic="http://schemas.openxmlformats.org/drawingml/2006/picture">
+                  <pic:nvPicPr>
+                    <pic:cNvPr id="1" name="Picture"/>
+                    <pic:cNvPicPr>
+                      <a:picLocks noChangeAspect="1" noChangeArrowheads="1"/>
+                    </pic:cNvPicPr>
+                  </pic:nvPicPr>
+                  <pic:blipFill>
+                    <a:blip r:embed="rId11"/>
+                    <a:stretch>
+                      <a:fillRect/>
+                    </a:stretch>
+                  </pic:blipFill>
+                  <pic:spPr bwMode="auto">
+                    <a:xfrm>
+                      <a:off x="0" y="0"/>
+                      <a:ext cx="3143250" cy="2095500"/>
+                    </a:xfrm>
+                    <a:prstGeom prst="rect">
+                      <a:avLst/>
+                    </a:prstGeom>
+                    <a:noFill/>
+                  </pic:spPr>
+                </pic:pic>
+              </a:graphicData>
+            </a:graphic>
+          </wp:inline>
+        </w:drawing>
+      </w:r>
+    </w:p>
+    <w:p>
+      <w:pPr>
         <w:pStyle w:val="ImageCaption"/>
         <w:rPr/>
       </w:pPr>
@@ -38269,7 +38316,7 @@
       </w:pPr>
       <w:r>
         <w:rPr/>
-        <w:t>An estimated 4,810,069 residents, or 38.7% of the state population, fall within the High or Very High susceptibility zones. The High and Very High zones together cover 48.91% of the state area.</w:t>
+        <w:t>An estimated 4,810,069 residents, or 38.7% of the state population, fall within the High or Very High susceptibility zones. The High and Very High zones together cover 48.91% of the state area. Zone areas were computed over the GADM v4.1 administrative boundary used for masking, which totals 3,782.0 km². This exceeds the officially cited land area of approximately 3,577 km² (Section 3.2.1) by about 5.7%, a difference attributable to boundary generalisation and to the inclusion of lagoon and creek extent within the mapped polygon; all percentages in Table 4.16 are computed on the mapped area.</w:t>
       </w:r>
     </w:p>
     <w:p>
